--- a/docs/documentation/04_Faculty_Member_Guide.docx
+++ b/docs/documentation/04_Faculty_Member_Guide.docx
@@ -54,7 +54,7 @@
           <w:i/>
           <w:sz w:val="28"/>
         </w:rPr>
-        <w:t>Faculty Member Guide</w:t>
+        <w:t>Faculty Member Operational Guide</w:t>
       </w:r>
     </w:p>
     <w:p/>
@@ -71,7 +71,7 @@
         <w:rPr>
           <w:sz w:val="24"/>
         </w:rPr>
-        <w:t>الإصدار 1.0  |  يونيو 2026</w:t>
+        <w:t>الإصدار 2.0  |  يونيو 2026  |  دليل تشغيلي مؤسسي</w:t>
       </w:r>
     </w:p>
     <w:p>
@@ -114,7 +114,7 @@
         <w:rPr>
           <w:sz w:val="24"/>
         </w:rPr>
-        <w:t>1. تسجيل الدخول</w:t>
+        <w:t>1. مقدمة</w:t>
       </w:r>
     </w:p>
     <w:p>
@@ -126,7 +126,7 @@
         <w:rPr>
           <w:sz w:val="24"/>
         </w:rPr>
-        <w:t>2. البوابة</w:t>
+        <w:t>2. تسجيل الدخول</w:t>
       </w:r>
     </w:p>
     <w:p>
@@ -138,7 +138,7 @@
         <w:rPr>
           <w:sz w:val="24"/>
         </w:rPr>
-        <w:t>3. المقررات</w:t>
+        <w:t>3. استعراض المقررات</w:t>
       </w:r>
     </w:p>
     <w:p>
@@ -150,7 +150,7 @@
         <w:rPr>
           <w:sz w:val="24"/>
         </w:rPr>
-        <w:t>4. الدرجات</w:t>
+        <w:t>4. إدخال الدرجات</w:t>
       </w:r>
     </w:p>
     <w:p>
@@ -162,7 +162,7 @@
         <w:rPr>
           <w:sz w:val="24"/>
         </w:rPr>
-        <w:t>5. الطلبات</w:t>
+        <w:t>5. التعامل مع الطلبات</w:t>
       </w:r>
     </w:p>
     <w:p>
@@ -174,7 +174,7 @@
         <w:rPr>
           <w:sz w:val="24"/>
         </w:rPr>
-        <w:t>6. الوثائق</w:t>
+        <w:t>6. تنزيل الوثائق</w:t>
       </w:r>
     </w:p>
     <w:p>
@@ -186,7 +186,43 @@
         <w:rPr>
           <w:sz w:val="24"/>
         </w:rPr>
-        <w:t>7. أفضل الممارسات</w:t>
+        <w:t>7. الجدول الدراسي</w:t>
+      </w:r>
+    </w:p>
+    <w:p>
+      <w:pPr>
+        <w:bidi/>
+        <w:jc w:val="right"/>
+      </w:pPr>
+      <w:r>
+        <w:rPr>
+          <w:sz w:val="24"/>
+        </w:rPr>
+        <w:t>8. متابعة تقدم الطلاب</w:t>
+      </w:r>
+    </w:p>
+    <w:p>
+      <w:pPr>
+        <w:bidi/>
+        <w:jc w:val="right"/>
+      </w:pPr>
+      <w:r>
+        <w:rPr>
+          <w:sz w:val="24"/>
+        </w:rPr>
+        <w:t>9. أفضل الممارسات</w:t>
+      </w:r>
+    </w:p>
+    <w:p>
+      <w:pPr>
+        <w:bidi/>
+        <w:jc w:val="right"/>
+      </w:pPr>
+      <w:r>
+        <w:rPr>
+          <w:sz w:val="24"/>
+        </w:rPr>
+        <w:t>10. استكشاف الأخطاء</w:t>
       </w:r>
     </w:p>
     <w:p>
@@ -205,7 +241,7 @@
           <w:color w:val="1F3A5F"/>
           <w:sz w:val="40"/>
         </w:rPr>
-        <w:t>1. تسجيل الدخول</w:t>
+        <w:t>1. مقدمة</w:t>
       </w:r>
     </w:p>
     <w:p>
@@ -217,7 +253,86 @@
         <w:rPr>
           <w:sz w:val="24"/>
         </w:rPr>
-        <w:t>ادخل من /portal-login باستخدام بريدك الرسمي وكلمة المرور المبدئية. عند أول دخول، سيُطلب منك تغيير كلمة المرور.</w:t>
+        <w:t>دليل تفصيلي لعضو هيئة التدريس لاستخدام بوابته /faculty-portal.</w:t>
+      </w:r>
+    </w:p>
+    <w:p>
+      <w:pPr>
+        <w:bidi/>
+        <w:jc w:val="right"/>
+      </w:pPr>
+      <w:r>
+        <w:rPr>
+          <w:b/>
+          <w:color w:val="1F3A5F"/>
+          <w:sz w:val="40"/>
+        </w:rPr>
+        <w:t>2. تسجيل الدخول</w:t>
+      </w:r>
+    </w:p>
+    <w:p>
+      <w:pPr>
+        <w:pStyle w:val="ListBullet"/>
+        <w:bidi/>
+        <w:jc w:val="right"/>
+      </w:pPr>
+      <w:r>
+        <w:rPr>
+          <w:sz w:val="24"/>
+        </w:rPr>
+        <w:t>1. افتح /portal-login.</w:t>
+      </w:r>
+    </w:p>
+    <w:p>
+      <w:pPr>
+        <w:pStyle w:val="ListBullet"/>
+        <w:bidi/>
+        <w:jc w:val="right"/>
+      </w:pPr>
+      <w:r>
+        <w:rPr>
+          <w:sz w:val="24"/>
+        </w:rPr>
+        <w:t>2. أدخل البريد الرسمي.</w:t>
+      </w:r>
+    </w:p>
+    <w:p>
+      <w:pPr>
+        <w:pStyle w:val="ListBullet"/>
+        <w:bidi/>
+        <w:jc w:val="right"/>
+      </w:pPr>
+      <w:r>
+        <w:rPr>
+          <w:sz w:val="24"/>
+        </w:rPr>
+        <w:t>3. أدخل كلمة المرور المبدئية.</w:t>
+      </w:r>
+    </w:p>
+    <w:p>
+      <w:pPr>
+        <w:pStyle w:val="ListBullet"/>
+        <w:bidi/>
+        <w:jc w:val="right"/>
+      </w:pPr>
+      <w:r>
+        <w:rPr>
+          <w:sz w:val="24"/>
+        </w:rPr>
+        <w:t>4. عند أول دخول، غيّر كلمة المرور.</w:t>
+      </w:r>
+    </w:p>
+    <w:p>
+      <w:pPr>
+        <w:pStyle w:val="ListBullet"/>
+        <w:bidi/>
+        <w:jc w:val="right"/>
+      </w:pPr>
+      <w:r>
+        <w:rPr>
+          <w:sz w:val="24"/>
+        </w:rPr>
+        <w:t>5. تأكد من تسجيل الخروج بعد الانتهاء.</w:t>
       </w:r>
     </w:p>
     <w:p>
@@ -231,7 +346,21 @@
           <w:color w:val="666666"/>
           <w:sz w:val="20"/>
         </w:rPr>
-        <w:t>[لقطة شاشة مطلوبة: شاشة تسجيل الدخول]</w:t>
+        <w:t>[لقطة شاشة مطلوبة: شاشة تسجيل دخول البوابة]</w:t>
+      </w:r>
+    </w:p>
+    <w:p>
+      <w:pPr>
+        <w:bidi/>
+        <w:jc w:val="right"/>
+      </w:pPr>
+      <w:r>
+        <w:rPr>
+          <w:i/>
+          <w:color w:val="888888"/>
+          <w:sz w:val="18"/>
+        </w:rPr>
+        <w:t xml:space="preserve">    ↳ حقول البريد وكلمة المرور وزر الدخول</w:t>
       </w:r>
     </w:p>
     <w:p>
@@ -245,7 +374,551 @@
           <w:color w:val="1F3A5F"/>
           <w:sz w:val="40"/>
         </w:rPr>
-        <w:t>2. بوابة عضو هيئة التدريس</w:t>
+        <w:t>3. استعراض المقررات</w:t>
+      </w:r>
+    </w:p>
+    <w:p>
+      <w:pPr>
+        <w:pStyle w:val="ListBullet"/>
+        <w:bidi/>
+        <w:jc w:val="right"/>
+      </w:pPr>
+      <w:r>
+        <w:rPr>
+          <w:sz w:val="24"/>
+        </w:rPr>
+        <w:t>1. الرئيسية /faculty-portal تعرض المقررات المسندة لك في الفصل الحالي.</w:t>
+      </w:r>
+    </w:p>
+    <w:p>
+      <w:pPr>
+        <w:pStyle w:val="ListBullet"/>
+        <w:bidi/>
+        <w:jc w:val="right"/>
+      </w:pPr>
+      <w:r>
+        <w:rPr>
+          <w:sz w:val="24"/>
+        </w:rPr>
+        <w:t>2. اضغط على المقرر لعرض قائمة الطلاب.</w:t>
+      </w:r>
+    </w:p>
+    <w:p>
+      <w:pPr>
+        <w:pStyle w:val="ListBullet"/>
+        <w:bidi/>
+        <w:jc w:val="right"/>
+      </w:pPr>
+      <w:r>
+        <w:rPr>
+          <w:sz w:val="24"/>
+        </w:rPr>
+        <w:t>3. استخدم الفلاتر للبحث.</w:t>
+      </w:r>
+    </w:p>
+    <w:p>
+      <w:pPr>
+        <w:bidi/>
+        <w:jc w:val="right"/>
+      </w:pPr>
+      <w:r>
+        <w:rPr>
+          <w:i/>
+          <w:color w:val="666666"/>
+          <w:sz w:val="20"/>
+        </w:rPr>
+        <w:t>[لقطة شاشة مطلوبة: قائمة المقررات في بوابة عضو هيئة التدريس]</w:t>
+      </w:r>
+    </w:p>
+    <w:p>
+      <w:pPr>
+        <w:bidi/>
+        <w:jc w:val="right"/>
+      </w:pPr>
+      <w:r>
+        <w:rPr>
+          <w:b/>
+          <w:color w:val="1F3A5F"/>
+          <w:sz w:val="40"/>
+        </w:rPr>
+        <w:t>4. إدخال الدرجات</w:t>
+      </w:r>
+    </w:p>
+    <w:p>
+      <w:pPr>
+        <w:pStyle w:val="ListBullet"/>
+        <w:bidi/>
+        <w:jc w:val="right"/>
+      </w:pPr>
+      <w:r>
+        <w:rPr>
+          <w:sz w:val="24"/>
+        </w:rPr>
+        <w:t>1. افتح المقرر.</w:t>
+      </w:r>
+    </w:p>
+    <w:p>
+      <w:pPr>
+        <w:pStyle w:val="ListBullet"/>
+        <w:bidi/>
+        <w:jc w:val="right"/>
+      </w:pPr>
+      <w:r>
+        <w:rPr>
+          <w:sz w:val="24"/>
+        </w:rPr>
+        <w:t>2. اختر مكون الدرجة (أعمال فصلية، نصفي، نهائي).</w:t>
+      </w:r>
+    </w:p>
+    <w:p>
+      <w:pPr>
+        <w:pStyle w:val="ListBullet"/>
+        <w:bidi/>
+        <w:jc w:val="right"/>
+      </w:pPr>
+      <w:r>
+        <w:rPr>
+          <w:sz w:val="24"/>
+        </w:rPr>
+        <w:t>3. أدخل درجة كل طالب.</w:t>
+      </w:r>
+    </w:p>
+    <w:p>
+      <w:pPr>
+        <w:pStyle w:val="ListBullet"/>
+        <w:bidi/>
+        <w:jc w:val="right"/>
+      </w:pPr>
+      <w:r>
+        <w:rPr>
+          <w:sz w:val="24"/>
+        </w:rPr>
+        <w:t>4. احفظ تلقائياً.</w:t>
+      </w:r>
+    </w:p>
+    <w:p>
+      <w:pPr>
+        <w:pStyle w:val="ListBullet"/>
+        <w:bidi/>
+        <w:jc w:val="right"/>
+      </w:pPr>
+      <w:r>
+        <w:rPr>
+          <w:sz w:val="24"/>
+        </w:rPr>
+        <w:t>5. أرسل للاعتماد عند الاكتمال.</w:t>
+      </w:r>
+    </w:p>
+    <w:p>
+      <w:pPr>
+        <w:bidi/>
+        <w:jc w:val="right"/>
+      </w:pPr>
+      <w:r>
+        <w:rPr>
+          <w:b/>
+          <w:color w:val="B71C1C"/>
+          <w:sz w:val="22"/>
+        </w:rPr>
+        <w:t>تحذير: بعد الاعتماد النهائي لا يمكن التعديل إلا عبر طلب رسمي للقسم.</w:t>
+      </w:r>
+    </w:p>
+    <w:p>
+      <w:pPr>
+        <w:bidi/>
+        <w:jc w:val="right"/>
+      </w:pPr>
+      <w:r>
+        <w:rPr>
+          <w:i/>
+          <w:color w:val="0B5F0B"/>
+          <w:sz w:val="22"/>
+        </w:rPr>
+        <w:t>ملاحظة: النظام يحفظ تلقائياً كل إدخال في audit_logs.</w:t>
+      </w:r>
+    </w:p>
+    <w:p>
+      <w:pPr>
+        <w:bidi/>
+        <w:jc w:val="right"/>
+      </w:pPr>
+      <w:r>
+        <w:rPr>
+          <w:i/>
+          <w:color w:val="666666"/>
+          <w:sz w:val="20"/>
+        </w:rPr>
+        <w:t>[لقطة شاشة مطلوبة: شاشة إدخال الدرجات]</w:t>
+      </w:r>
+    </w:p>
+    <w:p>
+      <w:pPr>
+        <w:bidi/>
+        <w:jc w:val="right"/>
+      </w:pPr>
+      <w:r>
+        <w:rPr>
+          <w:i/>
+          <w:color w:val="888888"/>
+          <w:sz w:val="18"/>
+        </w:rPr>
+        <w:t xml:space="preserve">    ↳ جدول بأسماء الطلاب وحقول الدرجات لكل مكون</w:t>
+      </w:r>
+    </w:p>
+    <w:p>
+      <w:pPr>
+        <w:bidi/>
+        <w:jc w:val="right"/>
+      </w:pPr>
+      <w:r>
+        <w:rPr>
+          <w:b/>
+          <w:color w:val="1F3A5F"/>
+          <w:sz w:val="40"/>
+        </w:rPr>
+        <w:t>5. التعامل مع الطلبات</w:t>
+      </w:r>
+    </w:p>
+    <w:p>
+      <w:pPr>
+        <w:bidi/>
+        <w:jc w:val="right"/>
+      </w:pPr>
+      <w:r>
+        <w:rPr>
+          <w:sz w:val="24"/>
+        </w:rPr>
+        <w:t>الطلبات الموجهة إليك (مراجعة درجة، استشارة) تظهر في صفحة الرئيسية.</w:t>
+      </w:r>
+    </w:p>
+    <w:p>
+      <w:pPr>
+        <w:pStyle w:val="ListBullet"/>
+        <w:bidi/>
+        <w:jc w:val="right"/>
+      </w:pPr>
+      <w:r>
+        <w:rPr>
+          <w:sz w:val="24"/>
+        </w:rPr>
+        <w:t>1. اضغط على الطلب لعرض التفاصيل.</w:t>
+      </w:r>
+    </w:p>
+    <w:p>
+      <w:pPr>
+        <w:pStyle w:val="ListBullet"/>
+        <w:bidi/>
+        <w:jc w:val="right"/>
+      </w:pPr>
+      <w:r>
+        <w:rPr>
+          <w:sz w:val="24"/>
+        </w:rPr>
+        <w:t>2. رد بقبول أو رفض مع الملاحظة.</w:t>
+      </w:r>
+    </w:p>
+    <w:p>
+      <w:pPr>
+        <w:pStyle w:val="ListBullet"/>
+        <w:bidi/>
+        <w:jc w:val="right"/>
+      </w:pPr>
+      <w:r>
+        <w:rPr>
+          <w:sz w:val="24"/>
+        </w:rPr>
+        <w:t>3. يصل الرد للطالب تلقائياً.</w:t>
+      </w:r>
+    </w:p>
+    <w:p>
+      <w:pPr>
+        <w:pStyle w:val="ListBullet"/>
+        <w:bidi/>
+        <w:jc w:val="right"/>
+      </w:pPr>
+      <w:r>
+        <w:rPr>
+          <w:sz w:val="24"/>
+        </w:rPr>
+        <w:t>4. تتبع حالة الطلب من اللوحة.</w:t>
+      </w:r>
+    </w:p>
+    <w:p>
+      <w:pPr>
+        <w:bidi/>
+        <w:jc w:val="right"/>
+      </w:pPr>
+      <w:r>
+        <w:rPr>
+          <w:b/>
+          <w:color w:val="1F3A5F"/>
+          <w:sz w:val="40"/>
+        </w:rPr>
+        <w:t>6. تنزيل الوثائق</w:t>
+      </w:r>
+    </w:p>
+    <w:p>
+      <w:pPr>
+        <w:pStyle w:val="ListBullet"/>
+        <w:bidi/>
+        <w:jc w:val="right"/>
+      </w:pPr>
+      <w:r>
+        <w:rPr>
+          <w:sz w:val="24"/>
+        </w:rPr>
+        <w:t>1. /faculty-portal ← الوثائق.</w:t>
+      </w:r>
+    </w:p>
+    <w:p>
+      <w:pPr>
+        <w:pStyle w:val="ListBullet"/>
+        <w:bidi/>
+        <w:jc w:val="right"/>
+      </w:pPr>
+      <w:r>
+        <w:rPr>
+          <w:sz w:val="24"/>
+        </w:rPr>
+        <w:t>2. اختر النوع (قائمة طلاب، كشف حضور).</w:t>
+      </w:r>
+    </w:p>
+    <w:p>
+      <w:pPr>
+        <w:pStyle w:val="ListBullet"/>
+        <w:bidi/>
+        <w:jc w:val="right"/>
+      </w:pPr>
+      <w:r>
+        <w:rPr>
+          <w:sz w:val="24"/>
+        </w:rPr>
+        <w:t>3. اضغط 'تنزيل PDF' أو 'طباعة'.</w:t>
+      </w:r>
+    </w:p>
+    <w:p>
+      <w:pPr>
+        <w:bidi/>
+        <w:jc w:val="right"/>
+      </w:pPr>
+      <w:r>
+        <w:rPr>
+          <w:b/>
+          <w:color w:val="1F3A5F"/>
+          <w:sz w:val="40"/>
+        </w:rPr>
+        <w:t>7. الجدول الدراسي</w:t>
+      </w:r>
+    </w:p>
+    <w:p>
+      <w:pPr>
+        <w:pStyle w:val="ListBullet"/>
+        <w:bidi/>
+        <w:jc w:val="right"/>
+      </w:pPr>
+      <w:r>
+        <w:rPr>
+          <w:sz w:val="24"/>
+        </w:rPr>
+        <w:t>1. /faculty-portal/schedule.</w:t>
+      </w:r>
+    </w:p>
+    <w:p>
+      <w:pPr>
+        <w:pStyle w:val="ListBullet"/>
+        <w:bidi/>
+        <w:jc w:val="right"/>
+      </w:pPr>
+      <w:r>
+        <w:rPr>
+          <w:sz w:val="24"/>
+        </w:rPr>
+        <w:t>2. عرض أسبوعي بالأيام والقاعات.</w:t>
+      </w:r>
+    </w:p>
+    <w:p>
+      <w:pPr>
+        <w:pStyle w:val="ListBullet"/>
+        <w:bidi/>
+        <w:jc w:val="right"/>
+      </w:pPr>
+      <w:r>
+        <w:rPr>
+          <w:sz w:val="24"/>
+        </w:rPr>
+        <w:t>3. تصفية حسب المقرر.</w:t>
+      </w:r>
+    </w:p>
+    <w:p>
+      <w:pPr>
+        <w:pStyle w:val="ListBullet"/>
+        <w:bidi/>
+        <w:jc w:val="right"/>
+      </w:pPr>
+      <w:r>
+        <w:rPr>
+          <w:sz w:val="24"/>
+        </w:rPr>
+        <w:t>4. تنزيل كملف PDF.</w:t>
+      </w:r>
+    </w:p>
+    <w:p>
+      <w:pPr>
+        <w:bidi/>
+        <w:jc w:val="right"/>
+      </w:pPr>
+      <w:r>
+        <w:rPr>
+          <w:i/>
+          <w:color w:val="666666"/>
+          <w:sz w:val="20"/>
+        </w:rPr>
+        <w:t>[لقطة شاشة مطلوبة: الجدول الأسبوعي لعضو هيئة التدريس]</w:t>
+      </w:r>
+    </w:p>
+    <w:p>
+      <w:pPr>
+        <w:bidi/>
+        <w:jc w:val="right"/>
+      </w:pPr>
+      <w:r>
+        <w:rPr>
+          <w:b/>
+          <w:color w:val="1F3A5F"/>
+          <w:sz w:val="40"/>
+        </w:rPr>
+        <w:t>8. متابعة تقدم الطلاب</w:t>
+      </w:r>
+    </w:p>
+    <w:p>
+      <w:pPr>
+        <w:bidi/>
+        <w:jc w:val="right"/>
+      </w:pPr>
+      <w:r>
+        <w:rPr>
+          <w:sz w:val="24"/>
+        </w:rPr>
+        <w:t>من /faculty-portal/student-progress/{studentId} يمكنك مراجعة تقدم طالب بعينه: الدرجات، الحضور، الملاحظات.</w:t>
+      </w:r>
+    </w:p>
+    <w:p>
+      <w:pPr>
+        <w:bidi/>
+        <w:jc w:val="right"/>
+      </w:pPr>
+      <w:r>
+        <w:rPr>
+          <w:b/>
+          <w:color w:val="1F3A5F"/>
+          <w:sz w:val="40"/>
+        </w:rPr>
+        <w:t>9. أفضل الممارسات</w:t>
+      </w:r>
+    </w:p>
+    <w:p>
+      <w:pPr>
+        <w:pStyle w:val="ListBullet"/>
+        <w:bidi/>
+        <w:jc w:val="right"/>
+      </w:pPr>
+      <w:r>
+        <w:rPr>
+          <w:sz w:val="24"/>
+        </w:rPr>
+        <w:t>غيّر كلمة المرور المبدئية في أول دخول.</w:t>
+      </w:r>
+    </w:p>
+    <w:p>
+      <w:pPr>
+        <w:pStyle w:val="ListBullet"/>
+        <w:bidi/>
+        <w:jc w:val="right"/>
+      </w:pPr>
+      <w:r>
+        <w:rPr>
+          <w:sz w:val="24"/>
+        </w:rPr>
+        <w:t>لا تشارك بياناتك مع أحد.</w:t>
+      </w:r>
+    </w:p>
+    <w:p>
+      <w:pPr>
+        <w:pStyle w:val="ListBullet"/>
+        <w:bidi/>
+        <w:jc w:val="right"/>
+      </w:pPr>
+      <w:r>
+        <w:rPr>
+          <w:sz w:val="24"/>
+        </w:rPr>
+        <w:t>راجع الجدول مطلع كل أسبوع.</w:t>
+      </w:r>
+    </w:p>
+    <w:p>
+      <w:pPr>
+        <w:pStyle w:val="ListBullet"/>
+        <w:bidi/>
+        <w:jc w:val="right"/>
+      </w:pPr>
+      <w:r>
+        <w:rPr>
+          <w:sz w:val="24"/>
+        </w:rPr>
+        <w:t>أدخل الدرجات تباعاً ولا تنتظر نهاية الفصل.</w:t>
+      </w:r>
+    </w:p>
+    <w:p>
+      <w:pPr>
+        <w:pStyle w:val="ListBullet"/>
+        <w:bidi/>
+        <w:jc w:val="right"/>
+      </w:pPr>
+      <w:r>
+        <w:rPr>
+          <w:sz w:val="24"/>
+        </w:rPr>
+        <w:t>ردّ على طلبات الطلاب خلال 48 ساعة.</w:t>
+      </w:r>
+    </w:p>
+    <w:p>
+      <w:pPr>
+        <w:pStyle w:val="ListBullet"/>
+        <w:bidi/>
+        <w:jc w:val="right"/>
+      </w:pPr>
+      <w:r>
+        <w:rPr>
+          <w:sz w:val="24"/>
+        </w:rPr>
+        <w:t>سجّل خروجاً عند ترك الجهاز.</w:t>
+      </w:r>
+    </w:p>
+    <w:p>
+      <w:pPr>
+        <w:pStyle w:val="ListBullet"/>
+        <w:bidi/>
+        <w:jc w:val="right"/>
+      </w:pPr>
+      <w:r>
+        <w:rPr>
+          <w:sz w:val="24"/>
+        </w:rPr>
+        <w:t>أبلغ عن أي شذوذ أو خلل لمدير النظام.</w:t>
+      </w:r>
+    </w:p>
+    <w:p>
+      <w:pPr>
+        <w:bidi/>
+        <w:jc w:val="right"/>
+      </w:pPr>
+      <w:r>
+        <w:rPr>
+          <w:b/>
+          <w:color w:val="1F3A5F"/>
+          <w:sz w:val="40"/>
+        </w:rPr>
+        <w:t>10. استكشاف الأخطاء</w:t>
       </w:r>
     </w:p>
     <w:tbl>
@@ -272,7 +945,7 @@
               <w:rPr>
                 <w:b/>
               </w:rPr>
-              <w:t>المسار</w:t>
+              <w:t>المشكلة</w:t>
             </w:r>
           </w:p>
         </w:tc>
@@ -289,7 +962,7 @@
               <w:rPr>
                 <w:b/>
               </w:rPr>
-              <w:t>الوصف</w:t>
+              <w:t>الحل</w:t>
             </w:r>
           </w:p>
         </w:tc>
@@ -305,7 +978,7 @@
               <w:jc w:val="right"/>
             </w:pPr>
             <w:r>
-              <w:t>/faculty-portal</w:t>
+              <w:t>لا أستطيع الدخول</w:t>
             </w:r>
           </w:p>
         </w:tc>
@@ -319,7 +992,7 @@
               <w:jc w:val="right"/>
             </w:pPr>
             <w:r>
-              <w:t>الرئيسية</w:t>
+              <w:t>استخدم /forgot-password.</w:t>
             </w:r>
           </w:p>
         </w:tc>
@@ -335,7 +1008,7 @@
               <w:jc w:val="right"/>
             </w:pPr>
             <w:r>
-              <w:t>/faculty-portal/schedule</w:t>
+              <w:t>المقرر لا يظهر</w:t>
             </w:r>
           </w:p>
         </w:tc>
@@ -349,7 +1022,7 @@
               <w:jc w:val="right"/>
             </w:pPr>
             <w:r>
-              <w:t>الجدول</w:t>
+              <w:t>تواصل مع رئيس القسم لإسناد المقرر.</w:t>
             </w:r>
           </w:p>
         </w:tc>
@@ -365,7 +1038,7 @@
               <w:jc w:val="right"/>
             </w:pPr>
             <w:r>
-              <w:t>/faculty-portal/student-progress/$studentId</w:t>
+              <w:t>لا أستطيع حفظ الدرجات</w:t>
             </w:r>
           </w:p>
         </w:tc>
@@ -379,7 +1052,7 @@
               <w:jc w:val="right"/>
             </w:pPr>
             <w:r>
-              <w:t>تقدم الطالب</w:t>
+              <w:t>تحقق من اعتماد الدرجات (قد يكون مغلقاً).</w:t>
             </w:r>
           </w:p>
         </w:tc>
@@ -395,7 +1068,7 @@
               <w:jc w:val="right"/>
             </w:pPr>
             <w:r>
-              <w:t>/faculty-portal/change-password</w:t>
+              <w:t>البريد لا يصل للطالب</w:t>
             </w:r>
           </w:p>
         </w:tc>
@@ -409,210 +1082,13 @@
               <w:jc w:val="right"/>
             </w:pPr>
             <w:r>
-              <w:t>تغيير كلمة المرور</w:t>
+              <w:t>تحقق من صحة بريد الطالب مع القبول والتسجيل.</w:t>
             </w:r>
           </w:p>
         </w:tc>
       </w:tr>
     </w:tbl>
     <w:p/>
-    <w:p>
-      <w:pPr>
-        <w:bidi/>
-        <w:jc w:val="right"/>
-      </w:pPr>
-      <w:r>
-        <w:rPr>
-          <w:b/>
-          <w:color w:val="1F3A5F"/>
-          <w:sz w:val="40"/>
-        </w:rPr>
-        <w:t>3. المقررات</w:t>
-      </w:r>
-    </w:p>
-    <w:p>
-      <w:pPr>
-        <w:bidi/>
-        <w:jc w:val="right"/>
-      </w:pPr>
-      <w:r>
-        <w:rPr>
-          <w:sz w:val="24"/>
-        </w:rPr>
-        <w:t>ستظهر لك المقررات التي تدرّسها في الفصل الحالي مع قوائم الطلاب.</w:t>
-      </w:r>
-    </w:p>
-    <w:p>
-      <w:pPr>
-        <w:bidi/>
-        <w:jc w:val="right"/>
-      </w:pPr>
-      <w:r>
-        <w:rPr>
-          <w:b/>
-          <w:color w:val="1F3A5F"/>
-          <w:sz w:val="40"/>
-        </w:rPr>
-        <w:t>4. الدرجات</w:t>
-      </w:r>
-    </w:p>
-    <w:p>
-      <w:pPr>
-        <w:bidi/>
-        <w:jc w:val="right"/>
-      </w:pPr>
-      <w:r>
-        <w:rPr>
-          <w:sz w:val="24"/>
-        </w:rPr>
-        <w:t>إذا كان لديك صلاحية الإدخال، يمكنك إدخال درجات الطلاب من /faculty-portal.</w:t>
-      </w:r>
-    </w:p>
-    <w:p>
-      <w:pPr>
-        <w:bidi/>
-        <w:jc w:val="right"/>
-      </w:pPr>
-      <w:r>
-        <w:rPr>
-          <w:i/>
-          <w:color w:val="0B5F0B"/>
-          <w:sz w:val="22"/>
-        </w:rPr>
-        <w:t>ملاحظة: بعد الاعتماد النهائي من قبل القسم، لا يمكن التعديل إلا عبر طلب رسمي.</w:t>
-      </w:r>
-    </w:p>
-    <w:p>
-      <w:pPr>
-        <w:bidi/>
-        <w:jc w:val="right"/>
-      </w:pPr>
-      <w:r>
-        <w:rPr>
-          <w:b/>
-          <w:color w:val="1F3A5F"/>
-          <w:sz w:val="40"/>
-        </w:rPr>
-        <w:t>5. الطلبات</w:t>
-      </w:r>
-    </w:p>
-    <w:p>
-      <w:pPr>
-        <w:bidi/>
-        <w:jc w:val="right"/>
-      </w:pPr>
-      <w:r>
-        <w:rPr>
-          <w:sz w:val="24"/>
-        </w:rPr>
-        <w:t>متابعة طلبات الطلاب الموجهة إليك (مراجعة درجات، استشارة أكاديمية).</w:t>
-      </w:r>
-    </w:p>
-    <w:p>
-      <w:pPr>
-        <w:bidi/>
-        <w:jc w:val="right"/>
-      </w:pPr>
-      <w:r>
-        <w:rPr>
-          <w:b/>
-          <w:color w:val="1F3A5F"/>
-          <w:sz w:val="40"/>
-        </w:rPr>
-        <w:t>6. الوثائق</w:t>
-      </w:r>
-    </w:p>
-    <w:p>
-      <w:pPr>
-        <w:bidi/>
-        <w:jc w:val="right"/>
-      </w:pPr>
-      <w:r>
-        <w:rPr>
-          <w:sz w:val="24"/>
-        </w:rPr>
-        <w:t>يمكنك طباعة كشوف الحضور وقوائم الطلاب من بوابتك.</w:t>
-      </w:r>
-    </w:p>
-    <w:p>
-      <w:pPr>
-        <w:bidi/>
-        <w:jc w:val="right"/>
-      </w:pPr>
-      <w:r>
-        <w:rPr>
-          <w:b/>
-          <w:color w:val="1F3A5F"/>
-          <w:sz w:val="40"/>
-        </w:rPr>
-        <w:t>7. أفضل الممارسات</w:t>
-      </w:r>
-    </w:p>
-    <w:p>
-      <w:pPr>
-        <w:pStyle w:val="ListBullet"/>
-        <w:bidi/>
-        <w:jc w:val="right"/>
-      </w:pPr>
-      <w:r>
-        <w:rPr>
-          <w:sz w:val="24"/>
-        </w:rPr>
-        <w:t>غيّر كلمة المرور المبدئية فوراً.</w:t>
-      </w:r>
-    </w:p>
-    <w:p>
-      <w:pPr>
-        <w:pStyle w:val="ListBullet"/>
-        <w:bidi/>
-        <w:jc w:val="right"/>
-      </w:pPr>
-      <w:r>
-        <w:rPr>
-          <w:sz w:val="24"/>
-        </w:rPr>
-        <w:t>لا تشارك بياناتك مع أي شخص.</w:t>
-      </w:r>
-    </w:p>
-    <w:p>
-      <w:pPr>
-        <w:pStyle w:val="ListBullet"/>
-        <w:bidi/>
-        <w:jc w:val="right"/>
-      </w:pPr>
-      <w:r>
-        <w:rPr>
-          <w:sz w:val="24"/>
-        </w:rPr>
-        <w:t>راجع الجدول قبل بداية كل أسبوع.</w:t>
-      </w:r>
-    </w:p>
-    <w:p>
-      <w:pPr>
-        <w:pStyle w:val="ListBullet"/>
-        <w:bidi/>
-        <w:jc w:val="right"/>
-      </w:pPr>
-      <w:r>
-        <w:rPr>
-          <w:sz w:val="24"/>
-        </w:rPr>
-        <w:t>أدخل الدرجات بانتظام ولا تنتظر نهاية الفصل.</w:t>
-      </w:r>
-    </w:p>
-    <w:p>
-      <w:pPr>
-        <w:pStyle w:val="ListBullet"/>
-        <w:bidi/>
-        <w:jc w:val="right"/>
-      </w:pPr>
-      <w:r>
-        <w:rPr>
-          <w:sz w:val="24"/>
-        </w:rPr>
-        <w:t>أبلغ مدير النظام عن أي شذوذ.</w:t>
-      </w:r>
-    </w:p>
     <w:sectPr>
       <w:pgSz w:w="12240" w:h="15840"/>
       <w:pgMar w:top="1440" w:right="1800" w:bottom="1440" w:left="1800" w:header="720" w:footer="720" w:gutter="0"/>
@@ -987,8 +1463,9 @@
     <w:qFormat/>
     <w:rsid w:val="00FC693F"/>
     <w:rPr>
-      <w:rFonts w:ascii="Arial" w:hAnsi="Arial" w:cs="Arial"/>
+      <w:rFonts w:ascii="Arial" w:hAnsi="Arial"/>
       <w:sz w:val="24"/>
+      <w:rFonts w:cs="Arial" w:ascii="Arial" w:hAnsi="Arial"/>
     </w:rPr>
   </w:style>
   <w:style w:type="paragraph" w:styleId="Header">
